--- a/Documentos/Informe.docx
+++ b/Documentos/Informe.docx
@@ -2,7 +2,395 @@
 <file path=word/document.xml><?xml version="1.0" encoding="utf-8"?>
 <w:document xmlns:wpc="http://schemas.microsoft.com/office/word/2010/wordprocessingCanvas" xmlns:cx="http://schemas.microsoft.com/office/drawing/2014/chartex" xmlns:cx1="http://schemas.microsoft.com/office/drawing/2015/9/8/chartex" xmlns:cx2="http://schemas.microsoft.com/office/drawing/2015/10/21/chartex" xmlns:cx3="http://schemas.microsoft.com/office/drawing/2016/5/9/chartex" xmlns:cx4="http://schemas.microsoft.com/office/drawing/2016/5/10/chartex" xmlns:cx5="http://schemas.microsoft.com/office/drawing/2016/5/11/chartex" xmlns:cx6="http://schemas.microsoft.com/office/drawing/2016/5/12/chartex" xmlns:cx7="http://schemas.microsoft.com/office/drawing/2016/5/13/chartex" xmlns:cx8="http://schemas.microsoft.com/office/drawing/2016/5/14/chartex" xmlns:mc="http://schemas.openxmlformats.org/markup-compatibility/2006" xmlns:aink="http://schemas.microsoft.com/office/drawing/2016/ink" xmlns:am3d="http://schemas.microsoft.com/office/drawing/2017/model3d" xmlns:o="urn:schemas-microsoft-com:office:office" xmlns:r="http://schemas.openxmlformats.org/officeDocument/2006/relationships" xmlns:m="http://schemas.openxmlformats.org/officeDocument/2006/math" xmlns:v="urn:schemas-microsoft-com:vml" xmlns:wp14="http://schemas.microsoft.com/office/word/2010/wordprocessingDrawing" xmlns:wp="http://schemas.openxmlformats.org/drawingml/2006/wordprocessingDrawing" xmlns:w10="urn:schemas-microsoft-com:office:word" xmlns:w="http://schemas.openxmlformats.org/wordprocessingml/2006/main" xmlns:w14="http://schemas.microsoft.com/office/word/2010/wordml" xmlns:w15="http://schemas.microsoft.com/office/word/2012/wordml" xmlns:w16cex="http://schemas.microsoft.com/office/word/2018/wordml/cex" xmlns:w16cid="http://schemas.microsoft.com/office/word/2016/wordml/cid" xmlns:w16="http://schemas.microsoft.com/office/word/2018/wordml" xmlns:w16sdtdh="http://schemas.microsoft.com/office/word/2020/wordml/sdtdatahash" xmlns:w16se="http://schemas.microsoft.com/office/word/2015/wordml/symex" xmlns:wpg="http://schemas.microsoft.com/office/word/2010/wordprocessingGroup" xmlns:wpi="http://schemas.microsoft.com/office/word/2010/wordprocessingInk" xmlns:wne="http://schemas.microsoft.com/office/word/2006/wordml" xmlns:wps="http://schemas.microsoft.com/office/word/2010/wordprocessingShape" mc:Ignorable="w14 w15 w16se w16cid w16 w16cex w16sdtdh wp14">
   <w:body>
+    <w:p>
+      <w:pPr>
+        <w:pStyle w:val="Ttulo1"/>
+      </w:pPr>
+      <w:r>
+        <w:rPr>
+          <w:noProof/>
+        </w:rPr>
+        <w:drawing>
+          <wp:inline distT="0" distB="0" distL="0" distR="0" wp14:anchorId="20EE998F" wp14:editId="61EEEC7B">
+            <wp:extent cx="1158240" cy="1158240"/>
+            <wp:effectExtent l="0" t="0" r="3810" b="3810"/>
+            <wp:docPr id="1" name="Imagen 1"/>
+            <wp:cNvGraphicFramePr>
+              <a:graphicFrameLocks xmlns:a="http://schemas.openxmlformats.org/drawingml/2006/main" noChangeAspect="1"/>
+            </wp:cNvGraphicFramePr>
+            <a:graphic xmlns:a="http://schemas.openxmlformats.org/drawingml/2006/main">
+              <a:graphicData uri="http://schemas.openxmlformats.org/drawingml/2006/picture">
+                <pic:pic xmlns:pic="http://schemas.openxmlformats.org/drawingml/2006/picture">
+                  <pic:nvPicPr>
+                    <pic:cNvPr id="1" name="Imagen 1"/>
+                    <pic:cNvPicPr/>
+                  </pic:nvPicPr>
+                  <pic:blipFill>
+                    <a:blip r:embed="rId5" cstate="print">
+                      <a:extLst>
+                        <a:ext uri="{28A0092B-C50C-407E-A947-70E740481C1C}">
+                          <a14:useLocalDpi xmlns:a14="http://schemas.microsoft.com/office/drawing/2010/main" val="0"/>
+                        </a:ext>
+                      </a:extLst>
+                    </a:blip>
+                    <a:stretch>
+                      <a:fillRect/>
+                    </a:stretch>
+                  </pic:blipFill>
+                  <pic:spPr>
+                    <a:xfrm>
+                      <a:off x="0" y="0"/>
+                      <a:ext cx="1158240" cy="1158240"/>
+                    </a:xfrm>
+                    <a:prstGeom prst="rect">
+                      <a:avLst/>
+                    </a:prstGeom>
+                  </pic:spPr>
+                </pic:pic>
+              </a:graphicData>
+            </a:graphic>
+          </wp:inline>
+        </w:drawing>
+      </w:r>
+    </w:p>
     <w:p/>
+    <w:p/>
+    <w:p/>
+    <w:p/>
+    <w:p/>
+    <w:p>
+      <w:pPr>
+        <w:pStyle w:val="Ttulo1"/>
+      </w:pPr>
+      <w:proofErr w:type="spellStart"/>
+      <w:r>
+        <w:t>Paises</w:t>
+      </w:r>
+      <w:proofErr w:type="spellEnd"/>
+      <w:r>
+        <w:t xml:space="preserve"> de Mundo Entero</w:t>
+      </w:r>
+    </w:p>
+    <w:p/>
+    <w:p/>
+    <w:p/>
+    <w:p/>
+    <w:p/>
+    <w:p/>
+    <w:p/>
+    <w:p>
+      <w:pPr>
+        <w:spacing w:after="0"/>
+        <w:ind w:firstLine="0"/>
+        <w:jc w:val="center"/>
+        <w:rPr>
+          <w:rFonts w:ascii="Times New Roman" w:eastAsia="Times New Roman" w:hAnsi="Times New Roman" w:cs="Times New Roman"/>
+          <w:b/>
+          <w:bCs/>
+          <w:szCs w:val="24"/>
+          <w:lang w:val="pl-PL"/>
+        </w:rPr>
+      </w:pPr>
+      <w:r>
+        <w:rPr>
+          <w:rFonts w:ascii="Times New Roman" w:eastAsia="Times New Roman" w:hAnsi="Times New Roman" w:cs="Times New Roman"/>
+          <w:b/>
+          <w:bCs/>
+          <w:szCs w:val="24"/>
+          <w:lang w:val="es-ES"/>
+        </w:rPr>
+        <w:t xml:space="preserve">BR., Marco Rivero. </w:t>
+      </w:r>
+      <w:r>
+        <w:rPr>
+          <w:rFonts w:ascii="Times New Roman" w:eastAsia="Times New Roman" w:hAnsi="Times New Roman" w:cs="Times New Roman"/>
+          <w:b/>
+          <w:bCs/>
+          <w:szCs w:val="24"/>
+          <w:lang w:val="pl-PL"/>
+        </w:rPr>
+        <w:t>CI 31.732.231</w:t>
+      </w:r>
+    </w:p>
+    <w:p>
+      <w:pPr>
+        <w:spacing w:after="0"/>
+        <w:ind w:firstLine="0"/>
+        <w:jc w:val="center"/>
+        <w:rPr>
+          <w:rFonts w:ascii="Times New Roman" w:eastAsia="Times New Roman" w:hAnsi="Times New Roman" w:cs="Times New Roman"/>
+          <w:b/>
+          <w:bCs/>
+          <w:szCs w:val="24"/>
+          <w:lang w:val="pl-PL"/>
+        </w:rPr>
+      </w:pPr>
+      <w:r>
+        <w:rPr>
+          <w:rFonts w:ascii="Times New Roman" w:eastAsia="Times New Roman" w:hAnsi="Times New Roman" w:cs="Times New Roman"/>
+          <w:b/>
+          <w:bCs/>
+          <w:szCs w:val="24"/>
+          <w:lang w:val="pl-PL"/>
+        </w:rPr>
+        <w:t xml:space="preserve">BR., Daniel </w:t>
+      </w:r>
+      <w:proofErr w:type="spellStart"/>
+      <w:r>
+        <w:rPr>
+          <w:rFonts w:ascii="Times New Roman" w:eastAsia="Times New Roman" w:hAnsi="Times New Roman" w:cs="Times New Roman"/>
+          <w:b/>
+          <w:bCs/>
+          <w:szCs w:val="24"/>
+          <w:lang w:val="pl-PL"/>
+        </w:rPr>
+        <w:t>Cabrita</w:t>
+      </w:r>
+      <w:proofErr w:type="spellEnd"/>
+      <w:r>
+        <w:rPr>
+          <w:rFonts w:ascii="Times New Roman" w:eastAsia="Times New Roman" w:hAnsi="Times New Roman" w:cs="Times New Roman"/>
+          <w:b/>
+          <w:bCs/>
+          <w:szCs w:val="24"/>
+          <w:lang w:val="pl-PL"/>
+        </w:rPr>
+        <w:t>. CI 31.814.450</w:t>
+      </w:r>
+    </w:p>
+    <w:p>
+      <w:pPr>
+        <w:spacing w:after="0"/>
+        <w:ind w:firstLine="0"/>
+        <w:jc w:val="center"/>
+        <w:rPr>
+          <w:rFonts w:ascii="Times New Roman" w:eastAsia="Times New Roman" w:hAnsi="Times New Roman" w:cs="Times New Roman"/>
+          <w:b/>
+          <w:bCs/>
+          <w:szCs w:val="24"/>
+          <w:lang w:val="es-ES"/>
+        </w:rPr>
+      </w:pPr>
+      <w:r>
+        <w:rPr>
+          <w:rFonts w:ascii="Times New Roman" w:eastAsia="Times New Roman" w:hAnsi="Times New Roman" w:cs="Times New Roman"/>
+          <w:b/>
+          <w:bCs/>
+          <w:szCs w:val="24"/>
+          <w:lang w:val="es-ES"/>
+        </w:rPr>
+        <w:t>BR., Victoria Rangel. CI 31.602.528</w:t>
+      </w:r>
+    </w:p>
+    <w:p>
+      <w:pPr>
+        <w:spacing w:after="0"/>
+        <w:ind w:firstLine="0"/>
+        <w:jc w:val="center"/>
+        <w:rPr>
+          <w:rFonts w:ascii="Times New Roman" w:eastAsia="Times New Roman" w:hAnsi="Times New Roman" w:cs="Times New Roman"/>
+          <w:b/>
+          <w:bCs/>
+          <w:szCs w:val="24"/>
+          <w:lang w:val="es-ES"/>
+        </w:rPr>
+      </w:pPr>
+      <w:r>
+        <w:rPr>
+          <w:rFonts w:ascii="Times New Roman" w:eastAsia="Times New Roman" w:hAnsi="Times New Roman" w:cs="Times New Roman"/>
+          <w:b/>
+          <w:bCs/>
+          <w:szCs w:val="24"/>
+          <w:lang w:val="es-ES"/>
+        </w:rPr>
+        <w:t>BR., Alejandro Vargas. CI 31.814.501</w:t>
+      </w:r>
+    </w:p>
+    <w:p>
+      <w:pPr>
+        <w:jc w:val="center"/>
+      </w:pPr>
+    </w:p>
+    <w:p>
+      <w:pPr>
+        <w:jc w:val="center"/>
+      </w:pPr>
+    </w:p>
+    <w:p>
+      <w:pPr>
+        <w:jc w:val="center"/>
+      </w:pPr>
+    </w:p>
+    <w:p>
+      <w:pPr>
+        <w:jc w:val="center"/>
+      </w:pPr>
+    </w:p>
+    <w:p>
+      <w:pPr>
+        <w:jc w:val="center"/>
+        <w:rPr>
+          <w:b/>
+          <w:bCs/>
+          <w:lang w:val="es-MX"/>
+        </w:rPr>
+      </w:pPr>
+      <w:r>
+        <w:rPr>
+          <w:b/>
+          <w:bCs/>
+          <w:lang w:val="es-MX"/>
+        </w:rPr>
+        <w:lastRenderedPageBreak/>
+        <w:t xml:space="preserve">África (54 Países) </w:t>
+      </w:r>
+    </w:p>
+    <w:p>
+      <w:pPr>
+        <w:jc w:val="center"/>
+        <w:rPr>
+          <w:lang w:val="es-MX"/>
+        </w:rPr>
+      </w:pPr>
+      <w:r>
+        <w:rPr>
+          <w:lang w:val="es-MX"/>
+        </w:rPr>
+        <w:t xml:space="preserve">Es el continente con mayor número de Estados soberanos. Se caracteriza por una inmensa diversidad étnica y lingüística, una población muy joven y vastos recursos naturales. </w:t>
+      </w:r>
+    </w:p>
+    <w:p>
+      <w:pPr>
+        <w:numPr>
+          <w:ilvl w:val="0"/>
+          <w:numId w:val="1"/>
+        </w:numPr>
+        <w:jc w:val="center"/>
+        <w:rPr>
+          <w:lang w:val="es-MX"/>
+        </w:rPr>
+      </w:pPr>
+      <w:r>
+        <w:rPr>
+          <w:b/>
+          <w:bCs/>
+          <w:lang w:val="es-MX"/>
+        </w:rPr>
+        <w:t>Regiones:</w:t>
+      </w:r>
+      <w:r>
+        <w:rPr>
+          <w:lang w:val="es-MX"/>
+        </w:rPr>
+        <w:t xml:space="preserve"> África del Norte, África Occidental, África Central, África Oriental y África Austral.</w:t>
+      </w:r>
+    </w:p>
+    <w:p>
+      <w:pPr>
+        <w:numPr>
+          <w:ilvl w:val="0"/>
+          <w:numId w:val="1"/>
+        </w:numPr>
+        <w:jc w:val="center"/>
+        <w:rPr>
+          <w:lang w:val="es-MX"/>
+        </w:rPr>
+      </w:pPr>
+      <w:r>
+        <w:rPr>
+          <w:b/>
+          <w:bCs/>
+          <w:lang w:val="es-MX"/>
+        </w:rPr>
+        <w:t>Características principales:</w:t>
+      </w:r>
+      <w:r>
+        <w:rPr>
+          <w:lang w:val="es-MX"/>
+        </w:rPr>
+        <w:t xml:space="preserve"> Alterna desde el desierto del Sahara hasta densas selvas tropicales y sabanas. Su economía combina la agricultura de subsistencia, extracción minera/petrolera y economías emergentes de rápido crecimiento (como Kenia, Nigeria o Sudáfrica).</w:t>
+      </w:r>
+    </w:p>
+    <w:p>
+      <w:pPr>
+        <w:numPr>
+          <w:ilvl w:val="0"/>
+          <w:numId w:val="1"/>
+        </w:numPr>
+        <w:jc w:val="center"/>
+        <w:rPr>
+          <w:lang w:val="pl-PL"/>
+        </w:rPr>
+      </w:pPr>
+      <w:proofErr w:type="spellStart"/>
+      <w:r>
+        <w:rPr>
+          <w:b/>
+          <w:bCs/>
+          <w:lang w:val="pl-PL"/>
+        </w:rPr>
+        <w:t>Países</w:t>
+      </w:r>
+      <w:proofErr w:type="spellEnd"/>
+      <w:r>
+        <w:rPr>
+          <w:b/>
+          <w:bCs/>
+          <w:lang w:val="pl-PL"/>
+        </w:rPr>
+        <w:t>:</w:t>
+      </w:r>
+    </w:p>
+    <w:p>
+      <w:pPr>
+        <w:jc w:val="center"/>
+        <w:rPr>
+          <w:lang w:val="es-MX"/>
+        </w:rPr>
+      </w:pPr>
+      <w:r>
+        <w:rPr>
+          <w:lang w:val="es-MX"/>
+        </w:rPr>
+        <w:t xml:space="preserve">Angola, Argelia, Benín, Botsuana, Burkina Faso, Burundi, Cabo Verde, Camerún, Chad, Comoras, Costa de Marfil, Egipto, Eritrea, </w:t>
+      </w:r>
+      <w:proofErr w:type="spellStart"/>
+      <w:r>
+        <w:rPr>
+          <w:lang w:val="es-MX"/>
+        </w:rPr>
+        <w:t>Esuatini</w:t>
+      </w:r>
+      <w:proofErr w:type="spellEnd"/>
+      <w:r>
+        <w:rPr>
+          <w:lang w:val="es-MX"/>
+        </w:rPr>
+        <w:t xml:space="preserve">, Etiopía, Gabón, Gambia, Ghana, Guinea, Guinea-Bisáu, Guinea Ecuatorial, Kenia, Lesoto, Liberia, Libia, Madagascar, Malaui, Malí, Marruecos, Mauricio, Mauritania, Mozambique, Namibia, Níger, Nigeria, República Centroafricana, República del Congo, República Democrática del Congo, Ruanda, Santo Tomé y Príncipe, Senegal, Seychelles, Sierra Leona, Somalia, </w:t>
+      </w:r>
+      <w:proofErr w:type="spellStart"/>
+      <w:r>
+        <w:rPr>
+          <w:lang w:val="es-MX"/>
+        </w:rPr>
+        <w:t>Somalilandia</w:t>
+      </w:r>
+      <w:proofErr w:type="spellEnd"/>
+      <w:r>
+        <w:rPr>
+          <w:lang w:val="es-MX"/>
+        </w:rPr>
+        <w:t>*, Sudáfrica, Sudán, Sudán del Sur, Tanzania, Togo, Túnez, Uganda, Yibuti, Zambia, Zimbabue</w:t>
+      </w:r>
+    </w:p>
+    <w:p>
+      <w:pPr>
+        <w:jc w:val="center"/>
+        <w:rPr>
+          <w:lang w:val="es-MX"/>
+        </w:rPr>
+      </w:pPr>
+    </w:p>
     <w:sectPr>
       <w:pgSz w:w="11906" w:h="16838"/>
       <w:pgMar w:top="1417" w:right="1417" w:bottom="1417" w:left="1417" w:header="708" w:footer="708" w:gutter="0"/>
@@ -11,6 +399,163 @@
     </w:sectPr>
   </w:body>
 </w:document>
+</file>
+
+<file path=word/numbering.xml><?xml version="1.0" encoding="utf-8"?>
+<w:numbering xmlns:wpc="http://schemas.microsoft.com/office/word/2010/wordprocessingCanvas" xmlns:cx="http://schemas.microsoft.com/office/drawing/2014/chartex" xmlns:cx1="http://schemas.microsoft.com/office/drawing/2015/9/8/chartex" xmlns:cx2="http://schemas.microsoft.com/office/drawing/2015/10/21/chartex" xmlns:cx3="http://schemas.microsoft.com/office/drawing/2016/5/9/chartex" xmlns:cx4="http://schemas.microsoft.com/office/drawing/2016/5/10/chartex" xmlns:cx5="http://schemas.microsoft.com/office/drawing/2016/5/11/chartex" xmlns:cx6="http://schemas.microsoft.com/office/drawing/2016/5/12/chartex" xmlns:cx7="http://schemas.microsoft.com/office/drawing/2016/5/13/chartex" xmlns:cx8="http://schemas.microsoft.com/office/drawing/2016/5/14/chartex" xmlns:mc="http://schemas.openxmlformats.org/markup-compatibility/2006" xmlns:aink="http://schemas.microsoft.com/office/drawing/2016/ink" xmlns:am3d="http://schemas.microsoft.com/office/drawing/2017/model3d" xmlns:o="urn:schemas-microsoft-com:office:office" xmlns:r="http://schemas.openxmlformats.org/officeDocument/2006/relationships" xmlns:m="http://schemas.openxmlformats.org/officeDocument/2006/math" xmlns:v="urn:schemas-microsoft-com:vml" xmlns:wp14="http://schemas.microsoft.com/office/word/2010/wordprocessingDrawing" xmlns:wp="http://schemas.openxmlformats.org/drawingml/2006/wordprocessingDrawing" xmlns:w10="urn:schemas-microsoft-com:office:word" xmlns:w="http://schemas.openxmlformats.org/wordprocessingml/2006/main" xmlns:w14="http://schemas.microsoft.com/office/word/2010/wordml" xmlns:w15="http://schemas.microsoft.com/office/word/2012/wordml" xmlns:w16cex="http://schemas.microsoft.com/office/word/2018/wordml/cex" xmlns:w16cid="http://schemas.microsoft.com/office/word/2016/wordml/cid" xmlns:w16="http://schemas.microsoft.com/office/word/2018/wordml" xmlns:w16sdtdh="http://schemas.microsoft.com/office/word/2020/wordml/sdtdatahash" xmlns:w16se="http://schemas.microsoft.com/office/word/2015/wordml/symex" xmlns:wpg="http://schemas.microsoft.com/office/word/2010/wordprocessingGroup" xmlns:wpi="http://schemas.microsoft.com/office/word/2010/wordprocessingInk" xmlns:wne="http://schemas.microsoft.com/office/word/2006/wordml" xmlns:wps="http://schemas.microsoft.com/office/word/2010/wordprocessingShape" mc:Ignorable="w14 w15 w16se w16cid w16 w16cex w16sdtdh wp14">
+  <w:abstractNum w:abstractNumId="0" w15:restartNumberingAfterBreak="0">
+    <w:nsid w:val="05890E1D"/>
+    <w:multiLevelType w:val="multilevel"/>
+    <w:tmpl w:val="4104B222"/>
+    <w:lvl w:ilvl="0">
+      <w:start w:val="1"/>
+      <w:numFmt w:val="bullet"/>
+      <w:lvlText w:val=""/>
+      <w:lvlJc w:val="left"/>
+      <w:pPr>
+        <w:tabs>
+          <w:tab w:val="num" w:pos="720"/>
+        </w:tabs>
+        <w:ind w:left="720" w:hanging="360"/>
+      </w:pPr>
+      <w:rPr>
+        <w:rFonts w:ascii="Symbol" w:hAnsi="Symbol" w:hint="default"/>
+        <w:sz w:val="20"/>
+      </w:rPr>
+    </w:lvl>
+    <w:lvl w:ilvl="1" w:tentative="1">
+      <w:start w:val="1"/>
+      <w:numFmt w:val="bullet"/>
+      <w:lvlText w:val="o"/>
+      <w:lvlJc w:val="left"/>
+      <w:pPr>
+        <w:tabs>
+          <w:tab w:val="num" w:pos="1440"/>
+        </w:tabs>
+        <w:ind w:left="1440" w:hanging="360"/>
+      </w:pPr>
+      <w:rPr>
+        <w:rFonts w:ascii="Courier New" w:hAnsi="Courier New" w:hint="default"/>
+        <w:sz w:val="20"/>
+      </w:rPr>
+    </w:lvl>
+    <w:lvl w:ilvl="2" w:tentative="1">
+      <w:start w:val="1"/>
+      <w:numFmt w:val="bullet"/>
+      <w:lvlText w:val=""/>
+      <w:lvlJc w:val="left"/>
+      <w:pPr>
+        <w:tabs>
+          <w:tab w:val="num" w:pos="2160"/>
+        </w:tabs>
+        <w:ind w:left="2160" w:hanging="360"/>
+      </w:pPr>
+      <w:rPr>
+        <w:rFonts w:ascii="Wingdings" w:hAnsi="Wingdings" w:hint="default"/>
+        <w:sz w:val="20"/>
+      </w:rPr>
+    </w:lvl>
+    <w:lvl w:ilvl="3" w:tentative="1">
+      <w:start w:val="1"/>
+      <w:numFmt w:val="bullet"/>
+      <w:lvlText w:val=""/>
+      <w:lvlJc w:val="left"/>
+      <w:pPr>
+        <w:tabs>
+          <w:tab w:val="num" w:pos="2880"/>
+        </w:tabs>
+        <w:ind w:left="2880" w:hanging="360"/>
+      </w:pPr>
+      <w:rPr>
+        <w:rFonts w:ascii="Wingdings" w:hAnsi="Wingdings" w:hint="default"/>
+        <w:sz w:val="20"/>
+      </w:rPr>
+    </w:lvl>
+    <w:lvl w:ilvl="4" w:tentative="1">
+      <w:start w:val="1"/>
+      <w:numFmt w:val="bullet"/>
+      <w:lvlText w:val=""/>
+      <w:lvlJc w:val="left"/>
+      <w:pPr>
+        <w:tabs>
+          <w:tab w:val="num" w:pos="3600"/>
+        </w:tabs>
+        <w:ind w:left="3600" w:hanging="360"/>
+      </w:pPr>
+      <w:rPr>
+        <w:rFonts w:ascii="Wingdings" w:hAnsi="Wingdings" w:hint="default"/>
+        <w:sz w:val="20"/>
+      </w:rPr>
+    </w:lvl>
+    <w:lvl w:ilvl="5" w:tentative="1">
+      <w:start w:val="1"/>
+      <w:numFmt w:val="bullet"/>
+      <w:lvlText w:val=""/>
+      <w:lvlJc w:val="left"/>
+      <w:pPr>
+        <w:tabs>
+          <w:tab w:val="num" w:pos="4320"/>
+        </w:tabs>
+        <w:ind w:left="4320" w:hanging="360"/>
+      </w:pPr>
+      <w:rPr>
+        <w:rFonts w:ascii="Wingdings" w:hAnsi="Wingdings" w:hint="default"/>
+        <w:sz w:val="20"/>
+      </w:rPr>
+    </w:lvl>
+    <w:lvl w:ilvl="6" w:tentative="1">
+      <w:start w:val="1"/>
+      <w:numFmt w:val="bullet"/>
+      <w:lvlText w:val=""/>
+      <w:lvlJc w:val="left"/>
+      <w:pPr>
+        <w:tabs>
+          <w:tab w:val="num" w:pos="5040"/>
+        </w:tabs>
+        <w:ind w:left="5040" w:hanging="360"/>
+      </w:pPr>
+      <w:rPr>
+        <w:rFonts w:ascii="Wingdings" w:hAnsi="Wingdings" w:hint="default"/>
+        <w:sz w:val="20"/>
+      </w:rPr>
+    </w:lvl>
+    <w:lvl w:ilvl="7" w:tentative="1">
+      <w:start w:val="1"/>
+      <w:numFmt w:val="bullet"/>
+      <w:lvlText w:val=""/>
+      <w:lvlJc w:val="left"/>
+      <w:pPr>
+        <w:tabs>
+          <w:tab w:val="num" w:pos="5760"/>
+        </w:tabs>
+        <w:ind w:left="5760" w:hanging="360"/>
+      </w:pPr>
+      <w:rPr>
+        <w:rFonts w:ascii="Wingdings" w:hAnsi="Wingdings" w:hint="default"/>
+        <w:sz w:val="20"/>
+      </w:rPr>
+    </w:lvl>
+    <w:lvl w:ilvl="8" w:tentative="1">
+      <w:start w:val="1"/>
+      <w:numFmt w:val="bullet"/>
+      <w:lvlText w:val=""/>
+      <w:lvlJc w:val="left"/>
+      <w:pPr>
+        <w:tabs>
+          <w:tab w:val="num" w:pos="6480"/>
+        </w:tabs>
+        <w:ind w:left="6480" w:hanging="360"/>
+      </w:pPr>
+      <w:rPr>
+        <w:rFonts w:ascii="Wingdings" w:hAnsi="Wingdings" w:hint="default"/>
+        <w:sz w:val="20"/>
+      </w:rPr>
+    </w:lvl>
+  </w:abstractNum>
+  <w:num w:numId="1">
+    <w:abstractNumId w:val="0"/>
+  </w:num>
+</w:numbering>
 </file>
 
 <file path=word/styles.xml><?xml version="1.0" encoding="utf-8"?>
@@ -411,10 +956,10 @@
   <w:style w:type="paragraph" w:default="1" w:styleId="Normal">
     <w:name w:val="Normal"/>
     <w:qFormat/>
-    <w:rsid w:val="00182161"/>
+    <w:rsid w:val="001B51CC"/>
     <w:pPr>
-      <w:spacing w:line="240" w:lineRule="auto"/>
-      <w:ind w:firstLine="709"/>
+      <w:spacing w:line="360" w:lineRule="auto"/>
+      <w:ind w:firstLine="720"/>
       <w:jc w:val="both"/>
     </w:pPr>
     <w:rPr>
@@ -423,10 +968,54 @@
       <w:lang w:val="es-VE"/>
     </w:rPr>
   </w:style>
+  <w:style w:type="paragraph" w:styleId="Ttulo1">
+    <w:name w:val="heading 1"/>
+    <w:basedOn w:val="Normal"/>
+    <w:next w:val="Normal"/>
+    <w:link w:val="Ttulo1Car"/>
+    <w:uiPriority w:val="9"/>
+    <w:qFormat/>
+    <w:rsid w:val="001B51CC"/>
+    <w:pPr>
+      <w:keepNext/>
+      <w:keepLines/>
+      <w:spacing w:before="240" w:after="0"/>
+      <w:ind w:firstLine="0"/>
+      <w:jc w:val="center"/>
+      <w:outlineLvl w:val="0"/>
+    </w:pPr>
+    <w:rPr>
+      <w:rFonts w:eastAsiaTheme="majorEastAsia" w:cstheme="majorBidi"/>
+      <w:b/>
+      <w:sz w:val="36"/>
+      <w:szCs w:val="32"/>
+    </w:rPr>
+  </w:style>
+  <w:style w:type="paragraph" w:styleId="Ttulo3">
+    <w:name w:val="heading 3"/>
+    <w:basedOn w:val="Normal"/>
+    <w:next w:val="Normal"/>
+    <w:link w:val="Ttulo3Car"/>
+    <w:uiPriority w:val="9"/>
+    <w:semiHidden/>
+    <w:unhideWhenUsed/>
+    <w:qFormat/>
+    <w:rsid w:val="00362571"/>
+    <w:pPr>
+      <w:keepNext/>
+      <w:keepLines/>
+      <w:spacing w:before="40" w:after="0"/>
+      <w:outlineLvl w:val="2"/>
+    </w:pPr>
+    <w:rPr>
+      <w:rFonts w:asciiTheme="majorHAnsi" w:eastAsiaTheme="majorEastAsia" w:hAnsiTheme="majorHAnsi" w:cstheme="majorBidi"/>
+      <w:color w:val="1F3763" w:themeColor="accent1" w:themeShade="7F"/>
+      <w:szCs w:val="24"/>
+    </w:rPr>
+  </w:style>
   <w:style w:type="character" w:default="1" w:styleId="Fuentedeprrafopredeter">
     <w:name w:val="Default Paragraph Font"/>
     <w:uiPriority w:val="1"/>
-    <w:semiHidden/>
     <w:unhideWhenUsed/>
   </w:style>
   <w:style w:type="table" w:default="1" w:styleId="Tablanormal">
@@ -449,6 +1038,35 @@
     <w:uiPriority w:val="99"/>
     <w:semiHidden/>
     <w:unhideWhenUsed/>
+  </w:style>
+  <w:style w:type="character" w:customStyle="1" w:styleId="Ttulo1Car">
+    <w:name w:val="Título 1 Car"/>
+    <w:basedOn w:val="Fuentedeprrafopredeter"/>
+    <w:link w:val="Ttulo1"/>
+    <w:uiPriority w:val="9"/>
+    <w:rsid w:val="001B51CC"/>
+    <w:rPr>
+      <w:rFonts w:ascii="Arial" w:eastAsiaTheme="majorEastAsia" w:hAnsi="Arial" w:cstheme="majorBidi"/>
+      <w:b/>
+      <w:sz w:val="36"/>
+      <w:szCs w:val="32"/>
+      <w:lang w:val="es-VE"/>
+    </w:rPr>
+  </w:style>
+  <w:style w:type="character" w:customStyle="1" w:styleId="Ttulo3Car">
+    <w:name w:val="Título 3 Car"/>
+    <w:basedOn w:val="Fuentedeprrafopredeter"/>
+    <w:link w:val="Ttulo3"/>
+    <w:uiPriority w:val="9"/>
+    <w:semiHidden/>
+    <w:rsid w:val="00362571"/>
+    <w:rPr>
+      <w:rFonts w:asciiTheme="majorHAnsi" w:eastAsiaTheme="majorEastAsia" w:hAnsiTheme="majorHAnsi" w:cstheme="majorBidi"/>
+      <w:color w:val="1F3763" w:themeColor="accent1" w:themeShade="7F"/>
+      <w:sz w:val="24"/>
+      <w:szCs w:val="24"/>
+      <w:lang w:val="es-VE"/>
+    </w:rPr>
   </w:style>
 </w:styles>
 </file>

--- a/Documentos/Informe.docx
+++ b/Documentos/Informe.docx
@@ -57,16 +57,19 @@
     <w:p/>
     <w:p/>
     <w:p/>
+    <w:p>
+      <w:r>
+        <w:t xml:space="preserve"> </w:t>
+      </w:r>
+    </w:p>
     <w:p/>
     <w:p>
       <w:pPr>
         <w:pStyle w:val="Ttulo1"/>
       </w:pPr>
-      <w:proofErr w:type="spellStart"/>
-      <w:r>
-        <w:t>Paises</w:t>
-      </w:r>
-      <w:proofErr w:type="spellEnd"/>
+      <w:r>
+        <w:t>Países</w:t>
+      </w:r>
       <w:r>
         <w:t xml:space="preserve"> de Mundo Entero</w:t>
       </w:r>
@@ -203,6 +206,16 @@
           <w:szCs w:val="24"/>
           <w:lang w:val="es-ES"/>
         </w:rPr>
+        <w:t xml:space="preserve">  </w:t>
+      </w:r>
+      <w:r>
+        <w:rPr>
+          <w:rFonts w:ascii="Times New Roman" w:eastAsia="Times New Roman" w:hAnsi="Times New Roman" w:cs="Times New Roman"/>
+          <w:b/>
+          <w:bCs/>
+          <w:szCs w:val="24"/>
+          <w:lang w:val="es-ES"/>
+        </w:rPr>
         <w:t>BR., Alejandro Vargas. CI 31.814.501</w:t>
       </w:r>
     </w:p>
@@ -241,7 +254,6 @@
           <w:bCs/>
           <w:lang w:val="es-MX"/>
         </w:rPr>
-        <w:lastRenderedPageBreak/>
         <w:t xml:space="preserve">África (54 Países) </w:t>
       </w:r>
     </w:p>
@@ -1016,6 +1028,7 @@
   <w:style w:type="character" w:default="1" w:styleId="Fuentedeprrafopredeter">
     <w:name w:val="Default Paragraph Font"/>
     <w:uiPriority w:val="1"/>
+    <w:semiHidden/>
     <w:unhideWhenUsed/>
   </w:style>
   <w:style w:type="table" w:default="1" w:styleId="Tablanormal">

--- a/Documentos/Informe.docx
+++ b/Documentos/Informe.docx
@@ -403,6 +403,303 @@
         </w:rPr>
       </w:pPr>
     </w:p>
+    <w:p>
+      <w:pPr>
+        <w:jc w:val="center"/>
+        <w:rPr>
+          <w:lang w:val="es-MX"/>
+        </w:rPr>
+      </w:pPr>
+    </w:p>
+    <w:p>
+      <w:pPr>
+        <w:jc w:val="center"/>
+        <w:rPr>
+          <w:lang w:val="es-MX"/>
+        </w:rPr>
+      </w:pPr>
+    </w:p>
+    <w:p>
+      <w:pPr>
+        <w:jc w:val="center"/>
+        <w:rPr>
+          <w:lang w:val="es-MX"/>
+        </w:rPr>
+      </w:pPr>
+    </w:p>
+    <w:p>
+      <w:pPr>
+        <w:jc w:val="center"/>
+        <w:rPr>
+          <w:lang w:val="es-MX"/>
+        </w:rPr>
+      </w:pPr>
+    </w:p>
+    <w:p>
+      <w:pPr>
+        <w:jc w:val="center"/>
+        <w:rPr>
+          <w:lang w:val="es-MX"/>
+        </w:rPr>
+      </w:pPr>
+    </w:p>
+    <w:p>
+      <w:pPr>
+        <w:jc w:val="center"/>
+        <w:rPr>
+          <w:lang w:val="es-MX"/>
+        </w:rPr>
+      </w:pPr>
+    </w:p>
+    <w:p>
+      <w:pPr>
+        <w:jc w:val="center"/>
+        <w:rPr>
+          <w:lang w:val="es-MX"/>
+        </w:rPr>
+      </w:pPr>
+    </w:p>
+    <w:p>
+      <w:pPr>
+        <w:jc w:val="left"/>
+        <w:rPr>
+          <w:b/>
+          <w:bCs/>
+          <w:lang w:val="es-MX"/>
+        </w:rPr>
+      </w:pPr>
+      <w:r>
+        <w:rPr>
+          <w:b/>
+          <w:bCs/>
+          <w:lang w:val="es-MX"/>
+        </w:rPr>
+        <w:lastRenderedPageBreak/>
+        <w:t xml:space="preserve">América (35 Países) </w:t>
+      </w:r>
+    </w:p>
+    <w:p>
+      <w:pPr>
+        <w:jc w:val="left"/>
+        <w:rPr>
+          <w:lang w:val="es-MX"/>
+        </w:rPr>
+      </w:pPr>
+      <w:r>
+        <w:rPr>
+          <w:lang w:val="es-MX"/>
+        </w:rPr>
+        <w:t>Abarca desde el Océano Ártico hasta el Cabo de Hornos, dividiéndose cultural y geográficamente en cuatro subregiones.</w:t>
+      </w:r>
+    </w:p>
+    <w:p>
+      <w:pPr>
+        <w:numPr>
+          <w:ilvl w:val="0"/>
+          <w:numId w:val="2"/>
+        </w:numPr>
+        <w:jc w:val="left"/>
+        <w:rPr>
+          <w:lang w:val="es-MX"/>
+        </w:rPr>
+      </w:pPr>
+      <w:r>
+        <w:rPr>
+          <w:b/>
+          <w:bCs/>
+          <w:lang w:val="es-MX"/>
+        </w:rPr>
+        <w:t>Subregiones:</w:t>
+      </w:r>
+      <w:r>
+        <w:rPr>
+          <w:lang w:val="es-MX"/>
+        </w:rPr>
+        <w:t xml:space="preserve"> América del Norte (3), Centroamérica (7), El Caribe (13) y América del Sur (12). </w:t>
+      </w:r>
+    </w:p>
+    <w:p>
+      <w:pPr>
+        <w:numPr>
+          <w:ilvl w:val="0"/>
+          <w:numId w:val="2"/>
+        </w:numPr>
+        <w:jc w:val="left"/>
+        <w:rPr>
+          <w:lang w:val="es-MX"/>
+        </w:rPr>
+      </w:pPr>
+      <w:r>
+        <w:rPr>
+          <w:b/>
+          <w:bCs/>
+          <w:lang w:val="es-MX"/>
+        </w:rPr>
+        <w:t>Características principales:</w:t>
+      </w:r>
+      <w:r>
+        <w:rPr>
+          <w:lang w:val="es-MX"/>
+        </w:rPr>
+        <w:t xml:space="preserve"> Marcada diversidad biológica (Cordillera de los Andes, Cuenca del Amazonas, Grandes Lagos) y riqueza cultural resultante del mestizaje entre pueblos originarios, europeos y africanos. Concentra potencias mundiales (EE. UU., Canadá) y economías emergentes ricas en materias primas.</w:t>
+      </w:r>
+    </w:p>
+    <w:p>
+      <w:pPr>
+        <w:numPr>
+          <w:ilvl w:val="0"/>
+          <w:numId w:val="2"/>
+        </w:numPr>
+        <w:jc w:val="left"/>
+        <w:rPr>
+          <w:lang w:val="pl-PL"/>
+        </w:rPr>
+      </w:pPr>
+      <w:proofErr w:type="spellStart"/>
+      <w:r>
+        <w:rPr>
+          <w:b/>
+          <w:bCs/>
+          <w:lang w:val="pl-PL"/>
+        </w:rPr>
+        <w:t>Países</w:t>
+      </w:r>
+      <w:proofErr w:type="spellEnd"/>
+      <w:r>
+        <w:rPr>
+          <w:b/>
+          <w:bCs/>
+          <w:lang w:val="pl-PL"/>
+        </w:rPr>
+        <w:t>:</w:t>
+      </w:r>
+      <w:r>
+        <w:rPr>
+          <w:lang w:val="pl-PL"/>
+        </w:rPr>
+        <w:t xml:space="preserve"> </w:t>
+      </w:r>
+    </w:p>
+    <w:p>
+      <w:pPr>
+        <w:numPr>
+          <w:ilvl w:val="1"/>
+          <w:numId w:val="2"/>
+        </w:numPr>
+        <w:jc w:val="left"/>
+        <w:rPr>
+          <w:lang w:val="es-MX"/>
+        </w:rPr>
+      </w:pPr>
+      <w:r>
+        <w:rPr>
+          <w:b/>
+          <w:bCs/>
+          <w:lang w:val="es-MX"/>
+        </w:rPr>
+        <w:t>América del Norte:</w:t>
+      </w:r>
+      <w:r>
+        <w:rPr>
+          <w:lang w:val="es-MX"/>
+        </w:rPr>
+        <w:t xml:space="preserve"> Canadá, Estados Unidos, México. </w:t>
+      </w:r>
+    </w:p>
+    <w:p>
+      <w:pPr>
+        <w:numPr>
+          <w:ilvl w:val="1"/>
+          <w:numId w:val="2"/>
+        </w:numPr>
+        <w:jc w:val="left"/>
+        <w:rPr>
+          <w:lang w:val="es-MX"/>
+        </w:rPr>
+      </w:pPr>
+      <w:r>
+        <w:rPr>
+          <w:b/>
+          <w:bCs/>
+          <w:lang w:val="es-MX"/>
+        </w:rPr>
+        <w:t>Centroamérica:</w:t>
+      </w:r>
+      <w:r>
+        <w:rPr>
+          <w:lang w:val="es-MX"/>
+        </w:rPr>
+        <w:t xml:space="preserve"> Belice, Costa Rica, El Salvador, Guatemala, Honduras, Nicaragua, Panamá. </w:t>
+      </w:r>
+    </w:p>
+    <w:p>
+      <w:pPr>
+        <w:numPr>
+          <w:ilvl w:val="1"/>
+          <w:numId w:val="2"/>
+        </w:numPr>
+        <w:jc w:val="left"/>
+        <w:rPr>
+          <w:lang w:val="es-MX"/>
+        </w:rPr>
+      </w:pPr>
+      <w:r>
+        <w:rPr>
+          <w:b/>
+          <w:bCs/>
+          <w:lang w:val="es-MX"/>
+        </w:rPr>
+        <w:t>El Caribe:</w:t>
+      </w:r>
+      <w:r>
+        <w:rPr>
+          <w:lang w:val="es-MX"/>
+        </w:rPr>
+        <w:t xml:space="preserve"> Antigua y Barbuda, Bahamas, Barbados, Cuba, Dominica, Granada, Haití, Jamaica, República Dominicana, San Cristóbal y Nieves, San Vicente y las Granadinas, Santa Lucía, Trinidad y Tobago. </w:t>
+      </w:r>
+    </w:p>
+    <w:p>
+      <w:pPr>
+        <w:numPr>
+          <w:ilvl w:val="1"/>
+          <w:numId w:val="2"/>
+        </w:numPr>
+        <w:jc w:val="left"/>
+        <w:rPr>
+          <w:lang w:val="es-MX"/>
+        </w:rPr>
+      </w:pPr>
+      <w:r>
+        <w:rPr>
+          <w:b/>
+          <w:bCs/>
+          <w:lang w:val="es-MX"/>
+        </w:rPr>
+        <w:t>América del Sur:</w:t>
+      </w:r>
+      <w:r>
+        <w:rPr>
+          <w:lang w:val="es-MX"/>
+        </w:rPr>
+        <w:t xml:space="preserve"> Argentina, Bolivia, Brasil, Chile, Colombia, Ecuador, Guyana, Paraguay, Perú, Surinam, Uruguay, Venezuela.</w:t>
+      </w:r>
+    </w:p>
+    <w:p>
+      <w:pPr>
+        <w:jc w:val="left"/>
+        <w:rPr>
+          <w:lang w:val="es-MX"/>
+        </w:rPr>
+      </w:pPr>
+    </w:p>
+    <w:p>
+      <w:pPr>
+        <w:jc w:val="center"/>
+        <w:rPr>
+          <w:lang w:val="es-MX"/>
+        </w:rPr>
+      </w:pPr>
+    </w:p>
     <w:sectPr>
       <w:pgSz w:w="11906" w:h="16838"/>
       <w:pgMar w:top="1417" w:right="1417" w:bottom="1417" w:left="1417" w:header="708" w:footer="708" w:gutter="0"/>
@@ -564,8 +861,160 @@
       </w:rPr>
     </w:lvl>
   </w:abstractNum>
+  <w:abstractNum w:abstractNumId="1" w15:restartNumberingAfterBreak="0">
+    <w:nsid w:val="48C327DB"/>
+    <w:multiLevelType w:val="multilevel"/>
+    <w:tmpl w:val="75188690"/>
+    <w:lvl w:ilvl="0">
+      <w:start w:val="1"/>
+      <w:numFmt w:val="bullet"/>
+      <w:lvlText w:val=""/>
+      <w:lvlJc w:val="left"/>
+      <w:pPr>
+        <w:tabs>
+          <w:tab w:val="num" w:pos="720"/>
+        </w:tabs>
+        <w:ind w:left="720" w:hanging="360"/>
+      </w:pPr>
+      <w:rPr>
+        <w:rFonts w:ascii="Symbol" w:hAnsi="Symbol" w:hint="default"/>
+        <w:sz w:val="20"/>
+      </w:rPr>
+    </w:lvl>
+    <w:lvl w:ilvl="1">
+      <w:start w:val="1"/>
+      <w:numFmt w:val="bullet"/>
+      <w:lvlText w:val="o"/>
+      <w:lvlJc w:val="left"/>
+      <w:pPr>
+        <w:tabs>
+          <w:tab w:val="num" w:pos="1440"/>
+        </w:tabs>
+        <w:ind w:left="1440" w:hanging="360"/>
+      </w:pPr>
+      <w:rPr>
+        <w:rFonts w:ascii="Courier New" w:hAnsi="Courier New" w:hint="default"/>
+        <w:sz w:val="20"/>
+      </w:rPr>
+    </w:lvl>
+    <w:lvl w:ilvl="2" w:tentative="1">
+      <w:start w:val="1"/>
+      <w:numFmt w:val="bullet"/>
+      <w:lvlText w:val=""/>
+      <w:lvlJc w:val="left"/>
+      <w:pPr>
+        <w:tabs>
+          <w:tab w:val="num" w:pos="2160"/>
+        </w:tabs>
+        <w:ind w:left="2160" w:hanging="360"/>
+      </w:pPr>
+      <w:rPr>
+        <w:rFonts w:ascii="Wingdings" w:hAnsi="Wingdings" w:hint="default"/>
+        <w:sz w:val="20"/>
+      </w:rPr>
+    </w:lvl>
+    <w:lvl w:ilvl="3" w:tentative="1">
+      <w:start w:val="1"/>
+      <w:numFmt w:val="bullet"/>
+      <w:lvlText w:val=""/>
+      <w:lvlJc w:val="left"/>
+      <w:pPr>
+        <w:tabs>
+          <w:tab w:val="num" w:pos="2880"/>
+        </w:tabs>
+        <w:ind w:left="2880" w:hanging="360"/>
+      </w:pPr>
+      <w:rPr>
+        <w:rFonts w:ascii="Wingdings" w:hAnsi="Wingdings" w:hint="default"/>
+        <w:sz w:val="20"/>
+      </w:rPr>
+    </w:lvl>
+    <w:lvl w:ilvl="4" w:tentative="1">
+      <w:start w:val="1"/>
+      <w:numFmt w:val="bullet"/>
+      <w:lvlText w:val=""/>
+      <w:lvlJc w:val="left"/>
+      <w:pPr>
+        <w:tabs>
+          <w:tab w:val="num" w:pos="3600"/>
+        </w:tabs>
+        <w:ind w:left="3600" w:hanging="360"/>
+      </w:pPr>
+      <w:rPr>
+        <w:rFonts w:ascii="Wingdings" w:hAnsi="Wingdings" w:hint="default"/>
+        <w:sz w:val="20"/>
+      </w:rPr>
+    </w:lvl>
+    <w:lvl w:ilvl="5" w:tentative="1">
+      <w:start w:val="1"/>
+      <w:numFmt w:val="bullet"/>
+      <w:lvlText w:val=""/>
+      <w:lvlJc w:val="left"/>
+      <w:pPr>
+        <w:tabs>
+          <w:tab w:val="num" w:pos="4320"/>
+        </w:tabs>
+        <w:ind w:left="4320" w:hanging="360"/>
+      </w:pPr>
+      <w:rPr>
+        <w:rFonts w:ascii="Wingdings" w:hAnsi="Wingdings" w:hint="default"/>
+        <w:sz w:val="20"/>
+      </w:rPr>
+    </w:lvl>
+    <w:lvl w:ilvl="6" w:tentative="1">
+      <w:start w:val="1"/>
+      <w:numFmt w:val="bullet"/>
+      <w:lvlText w:val=""/>
+      <w:lvlJc w:val="left"/>
+      <w:pPr>
+        <w:tabs>
+          <w:tab w:val="num" w:pos="5040"/>
+        </w:tabs>
+        <w:ind w:left="5040" w:hanging="360"/>
+      </w:pPr>
+      <w:rPr>
+        <w:rFonts w:ascii="Wingdings" w:hAnsi="Wingdings" w:hint="default"/>
+        <w:sz w:val="20"/>
+      </w:rPr>
+    </w:lvl>
+    <w:lvl w:ilvl="7" w:tentative="1">
+      <w:start w:val="1"/>
+      <w:numFmt w:val="bullet"/>
+      <w:lvlText w:val=""/>
+      <w:lvlJc w:val="left"/>
+      <w:pPr>
+        <w:tabs>
+          <w:tab w:val="num" w:pos="5760"/>
+        </w:tabs>
+        <w:ind w:left="5760" w:hanging="360"/>
+      </w:pPr>
+      <w:rPr>
+        <w:rFonts w:ascii="Wingdings" w:hAnsi="Wingdings" w:hint="default"/>
+        <w:sz w:val="20"/>
+      </w:rPr>
+    </w:lvl>
+    <w:lvl w:ilvl="8" w:tentative="1">
+      <w:start w:val="1"/>
+      <w:numFmt w:val="bullet"/>
+      <w:lvlText w:val=""/>
+      <w:lvlJc w:val="left"/>
+      <w:pPr>
+        <w:tabs>
+          <w:tab w:val="num" w:pos="6480"/>
+        </w:tabs>
+        <w:ind w:left="6480" w:hanging="360"/>
+      </w:pPr>
+      <w:rPr>
+        <w:rFonts w:ascii="Wingdings" w:hAnsi="Wingdings" w:hint="default"/>
+        <w:sz w:val="20"/>
+      </w:rPr>
+    </w:lvl>
+  </w:abstractNum>
   <w:num w:numId="1">
     <w:abstractNumId w:val="0"/>
+  </w:num>
+  <w:num w:numId="2">
+    <w:abstractNumId w:val="1"/>
   </w:num>
 </w:numbering>
 </file>
@@ -1028,7 +1477,6 @@
   <w:style w:type="character" w:default="1" w:styleId="Fuentedeprrafopredeter">
     <w:name w:val="Default Paragraph Font"/>
     <w:uiPriority w:val="1"/>
-    <w:semiHidden/>
     <w:unhideWhenUsed/>
   </w:style>
   <w:style w:type="table" w:default="1" w:styleId="Tablanormal">

--- a/Documentos/Informe.docx
+++ b/Documentos/Informe.docx
@@ -694,6 +694,781 @@
     </w:p>
     <w:p>
       <w:pPr>
+        <w:jc w:val="left"/>
+        <w:rPr>
+          <w:lang w:val="es-MX"/>
+        </w:rPr>
+      </w:pPr>
+    </w:p>
+    <w:p>
+      <w:pPr>
+        <w:jc w:val="left"/>
+        <w:rPr>
+          <w:lang w:val="es-MX"/>
+        </w:rPr>
+      </w:pPr>
+    </w:p>
+    <w:p>
+      <w:pPr>
+        <w:jc w:val="left"/>
+        <w:rPr>
+          <w:lang w:val="es-MX"/>
+        </w:rPr>
+      </w:pPr>
+    </w:p>
+    <w:p>
+      <w:pPr>
+        <w:jc w:val="left"/>
+        <w:rPr>
+          <w:lang w:val="es-MX"/>
+        </w:rPr>
+      </w:pPr>
+    </w:p>
+    <w:p>
+      <w:pPr>
+        <w:jc w:val="left"/>
+        <w:rPr>
+          <w:lang w:val="es-MX"/>
+        </w:rPr>
+      </w:pPr>
+    </w:p>
+    <w:p>
+      <w:pPr>
+        <w:jc w:val="left"/>
+        <w:rPr>
+          <w:lang w:val="es-MX"/>
+        </w:rPr>
+      </w:pPr>
+    </w:p>
+    <w:p>
+      <w:pPr>
+        <w:jc w:val="left"/>
+        <w:rPr>
+          <w:lang w:val="es-MX"/>
+        </w:rPr>
+      </w:pPr>
+    </w:p>
+    <w:p>
+      <w:pPr>
+        <w:jc w:val="left"/>
+        <w:rPr>
+          <w:b/>
+          <w:bCs/>
+          <w:lang w:val="es-MX"/>
+        </w:rPr>
+      </w:pPr>
+      <w:r>
+        <w:rPr>
+          <w:b/>
+          <w:bCs/>
+          <w:lang w:val="es-MX"/>
+        </w:rPr>
+        <w:lastRenderedPageBreak/>
+        <w:t xml:space="preserve">Asia </w:t>
+      </w:r>
+    </w:p>
+    <w:p>
+      <w:pPr>
+        <w:jc w:val="left"/>
+        <w:rPr>
+          <w:lang w:val="es-MX"/>
+        </w:rPr>
+      </w:pPr>
+      <w:r>
+        <w:rPr>
+          <w:lang w:val="es-MX"/>
+        </w:rPr>
+        <w:t xml:space="preserve">El continente más extenso y poblado del planeta, albergando a más del 50% de la población mundial (con India y China a la cabeza). </w:t>
+      </w:r>
+    </w:p>
+    <w:p>
+      <w:pPr>
+        <w:numPr>
+          <w:ilvl w:val="0"/>
+          <w:numId w:val="3"/>
+        </w:numPr>
+        <w:jc w:val="left"/>
+        <w:rPr>
+          <w:lang w:val="es-MX"/>
+        </w:rPr>
+      </w:pPr>
+      <w:r>
+        <w:rPr>
+          <w:b/>
+          <w:bCs/>
+          <w:lang w:val="es-MX"/>
+        </w:rPr>
+        <w:t>Regiones:</w:t>
+      </w:r>
+      <w:r>
+        <w:rPr>
+          <w:lang w:val="es-MX"/>
+        </w:rPr>
+        <w:t xml:space="preserve"> Asia Oriental, Sudeste Asiático, Asia del Sur, Asia Central y Asia Occidental (Oriente Medio).</w:t>
+      </w:r>
+    </w:p>
+    <w:p>
+      <w:pPr>
+        <w:numPr>
+          <w:ilvl w:val="0"/>
+          <w:numId w:val="3"/>
+        </w:numPr>
+        <w:jc w:val="left"/>
+        <w:rPr>
+          <w:lang w:val="es-MX"/>
+        </w:rPr>
+      </w:pPr>
+      <w:r>
+        <w:rPr>
+          <w:b/>
+          <w:bCs/>
+          <w:lang w:val="es-MX"/>
+        </w:rPr>
+        <w:t>Características principales:</w:t>
+      </w:r>
+      <w:r>
+        <w:rPr>
+          <w:lang w:val="es-MX"/>
+        </w:rPr>
+        <w:t xml:space="preserve"> Enorme contraste geográfico (desde el Everest hasta desiertos áridos) y económico (centros tecnológicos de vanguardia como Japón o Corea del Sur, </w:t>
+      </w:r>
+      <w:proofErr w:type="spellStart"/>
+      <w:r>
+        <w:rPr>
+          <w:lang w:val="es-MX"/>
+        </w:rPr>
+        <w:t>petroestados</w:t>
+      </w:r>
+      <w:proofErr w:type="spellEnd"/>
+      <w:r>
+        <w:rPr>
+          <w:lang w:val="es-MX"/>
+        </w:rPr>
+        <w:t xml:space="preserve"> del Golfo Pérsico y economías agrícolas). </w:t>
+      </w:r>
+    </w:p>
+    <w:p>
+      <w:pPr>
+        <w:numPr>
+          <w:ilvl w:val="0"/>
+          <w:numId w:val="3"/>
+        </w:numPr>
+        <w:jc w:val="left"/>
+        <w:rPr>
+          <w:lang w:val="pl-PL"/>
+        </w:rPr>
+      </w:pPr>
+      <w:proofErr w:type="spellStart"/>
+      <w:r>
+        <w:rPr>
+          <w:b/>
+          <w:bCs/>
+          <w:lang w:val="pl-PL"/>
+        </w:rPr>
+        <w:t>Países</w:t>
+      </w:r>
+      <w:proofErr w:type="spellEnd"/>
+      <w:r>
+        <w:rPr>
+          <w:b/>
+          <w:bCs/>
+          <w:lang w:val="pl-PL"/>
+        </w:rPr>
+        <w:t>:</w:t>
+      </w:r>
+    </w:p>
+    <w:p>
+      <w:pPr>
+        <w:jc w:val="left"/>
+        <w:rPr>
+          <w:lang w:val="pl-PL"/>
+        </w:rPr>
+      </w:pPr>
+      <w:proofErr w:type="spellStart"/>
+      <w:r>
+        <w:rPr>
+          <w:lang w:val="pl-PL"/>
+        </w:rPr>
+        <w:t>Afganistán</w:t>
+      </w:r>
+      <w:proofErr w:type="spellEnd"/>
+      <w:r>
+        <w:rPr>
+          <w:lang w:val="pl-PL"/>
+        </w:rPr>
+        <w:t xml:space="preserve">, Arabia </w:t>
+      </w:r>
+      <w:proofErr w:type="spellStart"/>
+      <w:r>
+        <w:rPr>
+          <w:lang w:val="pl-PL"/>
+        </w:rPr>
+        <w:t>Saudita</w:t>
+      </w:r>
+      <w:proofErr w:type="spellEnd"/>
+      <w:r>
+        <w:rPr>
+          <w:lang w:val="pl-PL"/>
+        </w:rPr>
+        <w:t xml:space="preserve">, Armenia, </w:t>
+      </w:r>
+      <w:proofErr w:type="spellStart"/>
+      <w:r>
+        <w:rPr>
+          <w:lang w:val="pl-PL"/>
+        </w:rPr>
+        <w:t>Azerbaiyán</w:t>
+      </w:r>
+      <w:proofErr w:type="spellEnd"/>
+      <w:r>
+        <w:rPr>
+          <w:lang w:val="pl-PL"/>
+        </w:rPr>
+        <w:t xml:space="preserve">, </w:t>
+      </w:r>
+      <w:proofErr w:type="spellStart"/>
+      <w:r>
+        <w:rPr>
+          <w:lang w:val="pl-PL"/>
+        </w:rPr>
+        <w:t>Baréin</w:t>
+      </w:r>
+      <w:proofErr w:type="spellEnd"/>
+      <w:r>
+        <w:rPr>
+          <w:lang w:val="pl-PL"/>
+        </w:rPr>
+        <w:t xml:space="preserve">, </w:t>
+      </w:r>
+      <w:proofErr w:type="spellStart"/>
+      <w:r>
+        <w:rPr>
+          <w:lang w:val="pl-PL"/>
+        </w:rPr>
+        <w:t>Bangladesh</w:t>
+      </w:r>
+      <w:proofErr w:type="spellEnd"/>
+      <w:r>
+        <w:rPr>
+          <w:lang w:val="pl-PL"/>
+        </w:rPr>
+        <w:t xml:space="preserve">, </w:t>
+      </w:r>
+      <w:proofErr w:type="spellStart"/>
+      <w:r>
+        <w:rPr>
+          <w:lang w:val="pl-PL"/>
+        </w:rPr>
+        <w:t>Bangladés</w:t>
+      </w:r>
+      <w:proofErr w:type="spellEnd"/>
+      <w:r>
+        <w:rPr>
+          <w:lang w:val="pl-PL"/>
+        </w:rPr>
+        <w:t xml:space="preserve">, </w:t>
+      </w:r>
+      <w:proofErr w:type="spellStart"/>
+      <w:r>
+        <w:rPr>
+          <w:lang w:val="pl-PL"/>
+        </w:rPr>
+        <w:t>Brunéi</w:t>
+      </w:r>
+      <w:proofErr w:type="spellEnd"/>
+      <w:r>
+        <w:rPr>
+          <w:lang w:val="pl-PL"/>
+        </w:rPr>
+        <w:t xml:space="preserve">, </w:t>
+      </w:r>
+      <w:proofErr w:type="spellStart"/>
+      <w:r>
+        <w:rPr>
+          <w:lang w:val="pl-PL"/>
+        </w:rPr>
+        <w:t>Bután</w:t>
+      </w:r>
+      <w:proofErr w:type="spellEnd"/>
+      <w:r>
+        <w:rPr>
+          <w:lang w:val="pl-PL"/>
+        </w:rPr>
+        <w:t xml:space="preserve">, </w:t>
+      </w:r>
+      <w:proofErr w:type="spellStart"/>
+      <w:r>
+        <w:rPr>
+          <w:lang w:val="pl-PL"/>
+        </w:rPr>
+        <w:t>Camboya</w:t>
+      </w:r>
+      <w:proofErr w:type="spellEnd"/>
+      <w:r>
+        <w:rPr>
+          <w:lang w:val="pl-PL"/>
+        </w:rPr>
+        <w:t xml:space="preserve">, </w:t>
+      </w:r>
+      <w:proofErr w:type="spellStart"/>
+      <w:r>
+        <w:rPr>
+          <w:lang w:val="pl-PL"/>
+        </w:rPr>
+        <w:t>Catar</w:t>
+      </w:r>
+      <w:proofErr w:type="spellEnd"/>
+      <w:r>
+        <w:rPr>
+          <w:lang w:val="pl-PL"/>
+        </w:rPr>
+        <w:t xml:space="preserve">, China, </w:t>
+      </w:r>
+      <w:proofErr w:type="spellStart"/>
+      <w:r>
+        <w:rPr>
+          <w:lang w:val="pl-PL"/>
+        </w:rPr>
+        <w:t>Chipre</w:t>
+      </w:r>
+      <w:proofErr w:type="spellEnd"/>
+      <w:r>
+        <w:rPr>
+          <w:lang w:val="pl-PL"/>
+        </w:rPr>
+        <w:t xml:space="preserve">, </w:t>
+      </w:r>
+      <w:proofErr w:type="spellStart"/>
+      <w:r>
+        <w:rPr>
+          <w:lang w:val="pl-PL"/>
+        </w:rPr>
+        <w:t>Corea</w:t>
+      </w:r>
+      <w:proofErr w:type="spellEnd"/>
+      <w:r>
+        <w:rPr>
+          <w:lang w:val="pl-PL"/>
+        </w:rPr>
+        <w:t xml:space="preserve"> del Norte, </w:t>
+      </w:r>
+      <w:proofErr w:type="spellStart"/>
+      <w:r>
+        <w:rPr>
+          <w:lang w:val="pl-PL"/>
+        </w:rPr>
+        <w:t>Corea</w:t>
+      </w:r>
+      <w:proofErr w:type="spellEnd"/>
+      <w:r>
+        <w:rPr>
+          <w:lang w:val="pl-PL"/>
+        </w:rPr>
+        <w:t xml:space="preserve"> del Sur, </w:t>
+      </w:r>
+      <w:proofErr w:type="spellStart"/>
+      <w:r>
+        <w:rPr>
+          <w:lang w:val="pl-PL"/>
+        </w:rPr>
+        <w:t>Emiratos</w:t>
+      </w:r>
+      <w:proofErr w:type="spellEnd"/>
+      <w:r>
+        <w:rPr>
+          <w:lang w:val="pl-PL"/>
+        </w:rPr>
+        <w:t xml:space="preserve"> </w:t>
+      </w:r>
+      <w:proofErr w:type="spellStart"/>
+      <w:r>
+        <w:rPr>
+          <w:lang w:val="pl-PL"/>
+        </w:rPr>
+        <w:t>Árabes</w:t>
+      </w:r>
+      <w:proofErr w:type="spellEnd"/>
+      <w:r>
+        <w:rPr>
+          <w:lang w:val="pl-PL"/>
+        </w:rPr>
+        <w:t xml:space="preserve"> </w:t>
+      </w:r>
+      <w:proofErr w:type="spellStart"/>
+      <w:r>
+        <w:rPr>
+          <w:lang w:val="pl-PL"/>
+        </w:rPr>
+        <w:t>Unidos</w:t>
+      </w:r>
+      <w:proofErr w:type="spellEnd"/>
+      <w:r>
+        <w:rPr>
+          <w:lang w:val="pl-PL"/>
+        </w:rPr>
+        <w:t xml:space="preserve">, </w:t>
+      </w:r>
+      <w:proofErr w:type="spellStart"/>
+      <w:r>
+        <w:rPr>
+          <w:lang w:val="pl-PL"/>
+        </w:rPr>
+        <w:t>Filipinas</w:t>
+      </w:r>
+      <w:proofErr w:type="spellEnd"/>
+      <w:r>
+        <w:rPr>
+          <w:lang w:val="pl-PL"/>
+        </w:rPr>
+        <w:t xml:space="preserve">, Georgia, </w:t>
+      </w:r>
+      <w:proofErr w:type="spellStart"/>
+      <w:r>
+        <w:rPr>
+          <w:lang w:val="pl-PL"/>
+        </w:rPr>
+        <w:t>India</w:t>
+      </w:r>
+      <w:proofErr w:type="spellEnd"/>
+      <w:r>
+        <w:rPr>
+          <w:lang w:val="pl-PL"/>
+        </w:rPr>
+        <w:t xml:space="preserve">, </w:t>
+      </w:r>
+      <w:proofErr w:type="spellStart"/>
+      <w:r>
+        <w:rPr>
+          <w:lang w:val="pl-PL"/>
+        </w:rPr>
+        <w:t>Indonesia</w:t>
+      </w:r>
+      <w:proofErr w:type="spellEnd"/>
+      <w:r>
+        <w:rPr>
+          <w:lang w:val="pl-PL"/>
+        </w:rPr>
+        <w:t xml:space="preserve">, Irak, </w:t>
+      </w:r>
+      <w:proofErr w:type="spellStart"/>
+      <w:r>
+        <w:rPr>
+          <w:lang w:val="pl-PL"/>
+        </w:rPr>
+        <w:t>Irán</w:t>
+      </w:r>
+      <w:proofErr w:type="spellEnd"/>
+      <w:r>
+        <w:rPr>
+          <w:lang w:val="pl-PL"/>
+        </w:rPr>
+        <w:t xml:space="preserve">, </w:t>
+      </w:r>
+      <w:proofErr w:type="spellStart"/>
+      <w:r>
+        <w:rPr>
+          <w:lang w:val="pl-PL"/>
+        </w:rPr>
+        <w:t>Israel</w:t>
+      </w:r>
+      <w:proofErr w:type="spellEnd"/>
+      <w:r>
+        <w:rPr>
+          <w:lang w:val="pl-PL"/>
+        </w:rPr>
+        <w:t xml:space="preserve">, </w:t>
+      </w:r>
+      <w:proofErr w:type="spellStart"/>
+      <w:r>
+        <w:rPr>
+          <w:lang w:val="pl-PL"/>
+        </w:rPr>
+        <w:t>Japón</w:t>
+      </w:r>
+      <w:proofErr w:type="spellEnd"/>
+      <w:r>
+        <w:rPr>
+          <w:lang w:val="pl-PL"/>
+        </w:rPr>
+        <w:t xml:space="preserve">, Jordania, </w:t>
+      </w:r>
+      <w:proofErr w:type="spellStart"/>
+      <w:r>
+        <w:rPr>
+          <w:lang w:val="pl-PL"/>
+        </w:rPr>
+        <w:t>Kazajistán</w:t>
+      </w:r>
+      <w:proofErr w:type="spellEnd"/>
+      <w:r>
+        <w:rPr>
+          <w:lang w:val="pl-PL"/>
+        </w:rPr>
+        <w:t xml:space="preserve">, </w:t>
+      </w:r>
+      <w:proofErr w:type="spellStart"/>
+      <w:r>
+        <w:rPr>
+          <w:lang w:val="pl-PL"/>
+        </w:rPr>
+        <w:t>Kirguistán</w:t>
+      </w:r>
+      <w:proofErr w:type="spellEnd"/>
+      <w:r>
+        <w:rPr>
+          <w:lang w:val="pl-PL"/>
+        </w:rPr>
+        <w:t xml:space="preserve">, </w:t>
+      </w:r>
+      <w:proofErr w:type="spellStart"/>
+      <w:r>
+        <w:rPr>
+          <w:lang w:val="pl-PL"/>
+        </w:rPr>
+        <w:t>Kuwait</w:t>
+      </w:r>
+      <w:proofErr w:type="spellEnd"/>
+      <w:r>
+        <w:rPr>
+          <w:lang w:val="pl-PL"/>
+        </w:rPr>
+        <w:t xml:space="preserve">, Laos, </w:t>
+      </w:r>
+      <w:proofErr w:type="spellStart"/>
+      <w:r>
+        <w:rPr>
+          <w:lang w:val="pl-PL"/>
+        </w:rPr>
+        <w:t>Líbano</w:t>
+      </w:r>
+      <w:proofErr w:type="spellEnd"/>
+      <w:r>
+        <w:rPr>
+          <w:lang w:val="pl-PL"/>
+        </w:rPr>
+        <w:t xml:space="preserve">, </w:t>
+      </w:r>
+      <w:proofErr w:type="spellStart"/>
+      <w:r>
+        <w:rPr>
+          <w:lang w:val="pl-PL"/>
+        </w:rPr>
+        <w:t>Malasia</w:t>
+      </w:r>
+      <w:proofErr w:type="spellEnd"/>
+      <w:r>
+        <w:rPr>
+          <w:lang w:val="pl-PL"/>
+        </w:rPr>
+        <w:t xml:space="preserve">, </w:t>
+      </w:r>
+      <w:proofErr w:type="spellStart"/>
+      <w:r>
+        <w:rPr>
+          <w:lang w:val="pl-PL"/>
+        </w:rPr>
+        <w:t>Maldivas</w:t>
+      </w:r>
+      <w:proofErr w:type="spellEnd"/>
+      <w:r>
+        <w:rPr>
+          <w:lang w:val="pl-PL"/>
+        </w:rPr>
+        <w:t>, Mongolia, Myanmar (</w:t>
+      </w:r>
+      <w:proofErr w:type="spellStart"/>
+      <w:r>
+        <w:rPr>
+          <w:lang w:val="pl-PL"/>
+        </w:rPr>
+        <w:t>Birmania</w:t>
+      </w:r>
+      <w:proofErr w:type="spellEnd"/>
+      <w:r>
+        <w:rPr>
+          <w:lang w:val="pl-PL"/>
+        </w:rPr>
+        <w:t xml:space="preserve">), Nepal, </w:t>
+      </w:r>
+      <w:proofErr w:type="spellStart"/>
+      <w:r>
+        <w:rPr>
+          <w:lang w:val="pl-PL"/>
+        </w:rPr>
+        <w:t>Omán</w:t>
+      </w:r>
+      <w:proofErr w:type="spellEnd"/>
+      <w:r>
+        <w:rPr>
+          <w:lang w:val="pl-PL"/>
+        </w:rPr>
+        <w:t xml:space="preserve">, </w:t>
+      </w:r>
+      <w:proofErr w:type="spellStart"/>
+      <w:r>
+        <w:rPr>
+          <w:lang w:val="pl-PL"/>
+        </w:rPr>
+        <w:t>Pakistán</w:t>
+      </w:r>
+      <w:proofErr w:type="spellEnd"/>
+      <w:r>
+        <w:rPr>
+          <w:lang w:val="pl-PL"/>
+        </w:rPr>
+        <w:t xml:space="preserve">, </w:t>
+      </w:r>
+      <w:proofErr w:type="spellStart"/>
+      <w:r>
+        <w:rPr>
+          <w:lang w:val="pl-PL"/>
+        </w:rPr>
+        <w:t>Palestina</w:t>
+      </w:r>
+      <w:proofErr w:type="spellEnd"/>
+      <w:r>
+        <w:rPr>
+          <w:lang w:val="pl-PL"/>
+        </w:rPr>
+        <w:t xml:space="preserve">*, Singapur, </w:t>
+      </w:r>
+      <w:proofErr w:type="spellStart"/>
+      <w:r>
+        <w:rPr>
+          <w:lang w:val="pl-PL"/>
+        </w:rPr>
+        <w:t>Siria</w:t>
+      </w:r>
+      <w:proofErr w:type="spellEnd"/>
+      <w:r>
+        <w:rPr>
+          <w:lang w:val="pl-PL"/>
+        </w:rPr>
+        <w:t xml:space="preserve">, Sri Lanka, </w:t>
+      </w:r>
+      <w:proofErr w:type="spellStart"/>
+      <w:r>
+        <w:rPr>
+          <w:lang w:val="pl-PL"/>
+        </w:rPr>
+        <w:t>Tailandia</w:t>
+      </w:r>
+      <w:proofErr w:type="spellEnd"/>
+      <w:r>
+        <w:rPr>
+          <w:lang w:val="pl-PL"/>
+        </w:rPr>
+        <w:t xml:space="preserve">, </w:t>
+      </w:r>
+      <w:proofErr w:type="spellStart"/>
+      <w:r>
+        <w:rPr>
+          <w:lang w:val="pl-PL"/>
+        </w:rPr>
+        <w:t>Tayikistán</w:t>
+      </w:r>
+      <w:proofErr w:type="spellEnd"/>
+      <w:r>
+        <w:rPr>
+          <w:lang w:val="pl-PL"/>
+        </w:rPr>
+        <w:t xml:space="preserve">, Timor </w:t>
+      </w:r>
+      <w:proofErr w:type="spellStart"/>
+      <w:r>
+        <w:rPr>
+          <w:lang w:val="pl-PL"/>
+        </w:rPr>
+        <w:t>Oriental</w:t>
+      </w:r>
+      <w:proofErr w:type="spellEnd"/>
+      <w:r>
+        <w:rPr>
+          <w:lang w:val="pl-PL"/>
+        </w:rPr>
+        <w:t xml:space="preserve">, </w:t>
+      </w:r>
+      <w:proofErr w:type="spellStart"/>
+      <w:r>
+        <w:rPr>
+          <w:lang w:val="pl-PL"/>
+        </w:rPr>
+        <w:t>Turkmenistán</w:t>
+      </w:r>
+      <w:proofErr w:type="spellEnd"/>
+      <w:r>
+        <w:rPr>
+          <w:lang w:val="pl-PL"/>
+        </w:rPr>
+        <w:t xml:space="preserve">, </w:t>
+      </w:r>
+      <w:proofErr w:type="spellStart"/>
+      <w:r>
+        <w:rPr>
+          <w:lang w:val="pl-PL"/>
+        </w:rPr>
+        <w:t>Turquía</w:t>
+      </w:r>
+      <w:proofErr w:type="spellEnd"/>
+      <w:r>
+        <w:rPr>
+          <w:lang w:val="pl-PL"/>
+        </w:rPr>
+        <w:t xml:space="preserve">, </w:t>
+      </w:r>
+      <w:proofErr w:type="spellStart"/>
+      <w:r>
+        <w:rPr>
+          <w:lang w:val="pl-PL"/>
+        </w:rPr>
+        <w:t>Uzbekistán</w:t>
+      </w:r>
+      <w:proofErr w:type="spellEnd"/>
+      <w:r>
+        <w:rPr>
+          <w:lang w:val="pl-PL"/>
+        </w:rPr>
+        <w:t xml:space="preserve">, </w:t>
+      </w:r>
+      <w:proofErr w:type="spellStart"/>
+      <w:r>
+        <w:rPr>
+          <w:lang w:val="pl-PL"/>
+        </w:rPr>
+        <w:t>Vietnam</w:t>
+      </w:r>
+      <w:proofErr w:type="spellEnd"/>
+      <w:r>
+        <w:rPr>
+          <w:lang w:val="pl-PL"/>
+        </w:rPr>
+        <w:t xml:space="preserve">, </w:t>
+      </w:r>
+      <w:proofErr w:type="spellStart"/>
+      <w:r>
+        <w:rPr>
+          <w:lang w:val="pl-PL"/>
+        </w:rPr>
+        <w:t>Yemen</w:t>
+      </w:r>
+      <w:proofErr w:type="spellEnd"/>
+      <w:r>
+        <w:rPr>
+          <w:lang w:val="pl-PL"/>
+        </w:rPr>
+        <w:t xml:space="preserve">. </w:t>
+      </w:r>
+    </w:p>
+    <w:p>
+      <w:pPr>
+        <w:jc w:val="left"/>
+        <w:rPr>
+          <w:lang w:val="es-MX"/>
+        </w:rPr>
+      </w:pPr>
+    </w:p>
+    <w:p>
+      <w:pPr>
         <w:jc w:val="center"/>
         <w:rPr>
           <w:lang w:val="es-MX"/>
@@ -862,6 +1637,155 @@
     </w:lvl>
   </w:abstractNum>
   <w:abstractNum w:abstractNumId="1" w15:restartNumberingAfterBreak="0">
+    <w:nsid w:val="2D403EEB"/>
+    <w:multiLevelType w:val="multilevel"/>
+    <w:tmpl w:val="E35AAA40"/>
+    <w:lvl w:ilvl="0">
+      <w:start w:val="1"/>
+      <w:numFmt w:val="bullet"/>
+      <w:lvlText w:val=""/>
+      <w:lvlJc w:val="left"/>
+      <w:pPr>
+        <w:tabs>
+          <w:tab w:val="num" w:pos="720"/>
+        </w:tabs>
+        <w:ind w:left="720" w:hanging="360"/>
+      </w:pPr>
+      <w:rPr>
+        <w:rFonts w:ascii="Symbol" w:hAnsi="Symbol" w:hint="default"/>
+        <w:sz w:val="20"/>
+      </w:rPr>
+    </w:lvl>
+    <w:lvl w:ilvl="1" w:tentative="1">
+      <w:start w:val="1"/>
+      <w:numFmt w:val="bullet"/>
+      <w:lvlText w:val="o"/>
+      <w:lvlJc w:val="left"/>
+      <w:pPr>
+        <w:tabs>
+          <w:tab w:val="num" w:pos="1440"/>
+        </w:tabs>
+        <w:ind w:left="1440" w:hanging="360"/>
+      </w:pPr>
+      <w:rPr>
+        <w:rFonts w:ascii="Courier New" w:hAnsi="Courier New" w:hint="default"/>
+        <w:sz w:val="20"/>
+      </w:rPr>
+    </w:lvl>
+    <w:lvl w:ilvl="2" w:tentative="1">
+      <w:start w:val="1"/>
+      <w:numFmt w:val="bullet"/>
+      <w:lvlText w:val=""/>
+      <w:lvlJc w:val="left"/>
+      <w:pPr>
+        <w:tabs>
+          <w:tab w:val="num" w:pos="2160"/>
+        </w:tabs>
+        <w:ind w:left="2160" w:hanging="360"/>
+      </w:pPr>
+      <w:rPr>
+        <w:rFonts w:ascii="Wingdings" w:hAnsi="Wingdings" w:hint="default"/>
+        <w:sz w:val="20"/>
+      </w:rPr>
+    </w:lvl>
+    <w:lvl w:ilvl="3" w:tentative="1">
+      <w:start w:val="1"/>
+      <w:numFmt w:val="bullet"/>
+      <w:lvlText w:val=""/>
+      <w:lvlJc w:val="left"/>
+      <w:pPr>
+        <w:tabs>
+          <w:tab w:val="num" w:pos="2880"/>
+        </w:tabs>
+        <w:ind w:left="2880" w:hanging="360"/>
+      </w:pPr>
+      <w:rPr>
+        <w:rFonts w:ascii="Wingdings" w:hAnsi="Wingdings" w:hint="default"/>
+        <w:sz w:val="20"/>
+      </w:rPr>
+    </w:lvl>
+    <w:lvl w:ilvl="4" w:tentative="1">
+      <w:start w:val="1"/>
+      <w:numFmt w:val="bullet"/>
+      <w:lvlText w:val=""/>
+      <w:lvlJc w:val="left"/>
+      <w:pPr>
+        <w:tabs>
+          <w:tab w:val="num" w:pos="3600"/>
+        </w:tabs>
+        <w:ind w:left="3600" w:hanging="360"/>
+      </w:pPr>
+      <w:rPr>
+        <w:rFonts w:ascii="Wingdings" w:hAnsi="Wingdings" w:hint="default"/>
+        <w:sz w:val="20"/>
+      </w:rPr>
+    </w:lvl>
+    <w:lvl w:ilvl="5" w:tentative="1">
+      <w:start w:val="1"/>
+      <w:numFmt w:val="bullet"/>
+      <w:lvlText w:val=""/>
+      <w:lvlJc w:val="left"/>
+      <w:pPr>
+        <w:tabs>
+          <w:tab w:val="num" w:pos="4320"/>
+        </w:tabs>
+        <w:ind w:left="4320" w:hanging="360"/>
+      </w:pPr>
+      <w:rPr>
+        <w:rFonts w:ascii="Wingdings" w:hAnsi="Wingdings" w:hint="default"/>
+        <w:sz w:val="20"/>
+      </w:rPr>
+    </w:lvl>
+    <w:lvl w:ilvl="6" w:tentative="1">
+      <w:start w:val="1"/>
+      <w:numFmt w:val="bullet"/>
+      <w:lvlText w:val=""/>
+      <w:lvlJc w:val="left"/>
+      <w:pPr>
+        <w:tabs>
+          <w:tab w:val="num" w:pos="5040"/>
+        </w:tabs>
+        <w:ind w:left="5040" w:hanging="360"/>
+      </w:pPr>
+      <w:rPr>
+        <w:rFonts w:ascii="Wingdings" w:hAnsi="Wingdings" w:hint="default"/>
+        <w:sz w:val="20"/>
+      </w:rPr>
+    </w:lvl>
+    <w:lvl w:ilvl="7" w:tentative="1">
+      <w:start w:val="1"/>
+      <w:numFmt w:val="bullet"/>
+      <w:lvlText w:val=""/>
+      <w:lvlJc w:val="left"/>
+      <w:pPr>
+        <w:tabs>
+          <w:tab w:val="num" w:pos="5760"/>
+        </w:tabs>
+        <w:ind w:left="5760" w:hanging="360"/>
+      </w:pPr>
+      <w:rPr>
+        <w:rFonts w:ascii="Wingdings" w:hAnsi="Wingdings" w:hint="default"/>
+        <w:sz w:val="20"/>
+      </w:rPr>
+    </w:lvl>
+    <w:lvl w:ilvl="8" w:tentative="1">
+      <w:start w:val="1"/>
+      <w:numFmt w:val="bullet"/>
+      <w:lvlText w:val=""/>
+      <w:lvlJc w:val="left"/>
+      <w:pPr>
+        <w:tabs>
+          <w:tab w:val="num" w:pos="6480"/>
+        </w:tabs>
+        <w:ind w:left="6480" w:hanging="360"/>
+      </w:pPr>
+      <w:rPr>
+        <w:rFonts w:ascii="Wingdings" w:hAnsi="Wingdings" w:hint="default"/>
+        <w:sz w:val="20"/>
+      </w:rPr>
+    </w:lvl>
+  </w:abstractNum>
+  <w:abstractNum w:abstractNumId="2" w15:restartNumberingAfterBreak="0">
     <w:nsid w:val="48C327DB"/>
     <w:multiLevelType w:val="multilevel"/>
     <w:tmpl w:val="75188690"/>
@@ -882,6 +1806,155 @@
       </w:rPr>
     </w:lvl>
     <w:lvl w:ilvl="1">
+      <w:start w:val="1"/>
+      <w:numFmt w:val="bullet"/>
+      <w:lvlText w:val="o"/>
+      <w:lvlJc w:val="left"/>
+      <w:pPr>
+        <w:tabs>
+          <w:tab w:val="num" w:pos="1440"/>
+        </w:tabs>
+        <w:ind w:left="1440" w:hanging="360"/>
+      </w:pPr>
+      <w:rPr>
+        <w:rFonts w:ascii="Courier New" w:hAnsi="Courier New" w:hint="default"/>
+        <w:sz w:val="20"/>
+      </w:rPr>
+    </w:lvl>
+    <w:lvl w:ilvl="2" w:tentative="1">
+      <w:start w:val="1"/>
+      <w:numFmt w:val="bullet"/>
+      <w:lvlText w:val=""/>
+      <w:lvlJc w:val="left"/>
+      <w:pPr>
+        <w:tabs>
+          <w:tab w:val="num" w:pos="2160"/>
+        </w:tabs>
+        <w:ind w:left="2160" w:hanging="360"/>
+      </w:pPr>
+      <w:rPr>
+        <w:rFonts w:ascii="Wingdings" w:hAnsi="Wingdings" w:hint="default"/>
+        <w:sz w:val="20"/>
+      </w:rPr>
+    </w:lvl>
+    <w:lvl w:ilvl="3" w:tentative="1">
+      <w:start w:val="1"/>
+      <w:numFmt w:val="bullet"/>
+      <w:lvlText w:val=""/>
+      <w:lvlJc w:val="left"/>
+      <w:pPr>
+        <w:tabs>
+          <w:tab w:val="num" w:pos="2880"/>
+        </w:tabs>
+        <w:ind w:left="2880" w:hanging="360"/>
+      </w:pPr>
+      <w:rPr>
+        <w:rFonts w:ascii="Wingdings" w:hAnsi="Wingdings" w:hint="default"/>
+        <w:sz w:val="20"/>
+      </w:rPr>
+    </w:lvl>
+    <w:lvl w:ilvl="4" w:tentative="1">
+      <w:start w:val="1"/>
+      <w:numFmt w:val="bullet"/>
+      <w:lvlText w:val=""/>
+      <w:lvlJc w:val="left"/>
+      <w:pPr>
+        <w:tabs>
+          <w:tab w:val="num" w:pos="3600"/>
+        </w:tabs>
+        <w:ind w:left="3600" w:hanging="360"/>
+      </w:pPr>
+      <w:rPr>
+        <w:rFonts w:ascii="Wingdings" w:hAnsi="Wingdings" w:hint="default"/>
+        <w:sz w:val="20"/>
+      </w:rPr>
+    </w:lvl>
+    <w:lvl w:ilvl="5" w:tentative="1">
+      <w:start w:val="1"/>
+      <w:numFmt w:val="bullet"/>
+      <w:lvlText w:val=""/>
+      <w:lvlJc w:val="left"/>
+      <w:pPr>
+        <w:tabs>
+          <w:tab w:val="num" w:pos="4320"/>
+        </w:tabs>
+        <w:ind w:left="4320" w:hanging="360"/>
+      </w:pPr>
+      <w:rPr>
+        <w:rFonts w:ascii="Wingdings" w:hAnsi="Wingdings" w:hint="default"/>
+        <w:sz w:val="20"/>
+      </w:rPr>
+    </w:lvl>
+    <w:lvl w:ilvl="6" w:tentative="1">
+      <w:start w:val="1"/>
+      <w:numFmt w:val="bullet"/>
+      <w:lvlText w:val=""/>
+      <w:lvlJc w:val="left"/>
+      <w:pPr>
+        <w:tabs>
+          <w:tab w:val="num" w:pos="5040"/>
+        </w:tabs>
+        <w:ind w:left="5040" w:hanging="360"/>
+      </w:pPr>
+      <w:rPr>
+        <w:rFonts w:ascii="Wingdings" w:hAnsi="Wingdings" w:hint="default"/>
+        <w:sz w:val="20"/>
+      </w:rPr>
+    </w:lvl>
+    <w:lvl w:ilvl="7" w:tentative="1">
+      <w:start w:val="1"/>
+      <w:numFmt w:val="bullet"/>
+      <w:lvlText w:val=""/>
+      <w:lvlJc w:val="left"/>
+      <w:pPr>
+        <w:tabs>
+          <w:tab w:val="num" w:pos="5760"/>
+        </w:tabs>
+        <w:ind w:left="5760" w:hanging="360"/>
+      </w:pPr>
+      <w:rPr>
+        <w:rFonts w:ascii="Wingdings" w:hAnsi="Wingdings" w:hint="default"/>
+        <w:sz w:val="20"/>
+      </w:rPr>
+    </w:lvl>
+    <w:lvl w:ilvl="8" w:tentative="1">
+      <w:start w:val="1"/>
+      <w:numFmt w:val="bullet"/>
+      <w:lvlText w:val=""/>
+      <w:lvlJc w:val="left"/>
+      <w:pPr>
+        <w:tabs>
+          <w:tab w:val="num" w:pos="6480"/>
+        </w:tabs>
+        <w:ind w:left="6480" w:hanging="360"/>
+      </w:pPr>
+      <w:rPr>
+        <w:rFonts w:ascii="Wingdings" w:hAnsi="Wingdings" w:hint="default"/>
+        <w:sz w:val="20"/>
+      </w:rPr>
+    </w:lvl>
+  </w:abstractNum>
+  <w:abstractNum w:abstractNumId="3" w15:restartNumberingAfterBreak="0">
+    <w:nsid w:val="79186EC2"/>
+    <w:multiLevelType w:val="multilevel"/>
+    <w:tmpl w:val="C56A1BB4"/>
+    <w:lvl w:ilvl="0">
+      <w:start w:val="1"/>
+      <w:numFmt w:val="bullet"/>
+      <w:lvlText w:val=""/>
+      <w:lvlJc w:val="left"/>
+      <w:pPr>
+        <w:tabs>
+          <w:tab w:val="num" w:pos="720"/>
+        </w:tabs>
+        <w:ind w:left="720" w:hanging="360"/>
+      </w:pPr>
+      <w:rPr>
+        <w:rFonts w:ascii="Symbol" w:hAnsi="Symbol" w:hint="default"/>
+        <w:sz w:val="20"/>
+      </w:rPr>
+    </w:lvl>
+    <w:lvl w:ilvl="1" w:tentative="1">
       <w:start w:val="1"/>
       <w:numFmt w:val="bullet"/>
       <w:lvlText w:val="o"/>
@@ -1014,7 +2087,13 @@
     <w:abstractNumId w:val="0"/>
   </w:num>
   <w:num w:numId="2">
+    <w:abstractNumId w:val="2"/>
+  </w:num>
+  <w:num w:numId="3">
     <w:abstractNumId w:val="1"/>
+  </w:num>
+  <w:num w:numId="4">
+    <w:abstractNumId w:val="3"/>
   </w:num>
 </w:numbering>
 </file>
